--- a/Paper/Submission/RSE/Manuscript.docx
+++ b/Paper/Submission/RSE/Manuscript.docx
@@ -122,30 +122,15 @@
         <w:t>Keywords:</w:t>
       </w:r>
       <w:r>
-        <w:t xml:space="preserve"> </w:t>
-      </w:r>
-      <w:r>
-        <w:t xml:space="preserve">  </w:t>
-      </w:r>
-    </w:p>
-    <w:p>
-      <w:pPr>
-        <w:spacing w:line="480" w:lineRule="auto"/>
-      </w:pPr>
-      <w:r>
-        <w:t xml:space="preserve">Spectral change, </w:t>
-      </w:r>
-      <w:r>
-        <w:t>Seagrass</w:t>
-      </w:r>
-      <w:r>
-        <w:t xml:space="preserve">, </w:t>
-      </w:r>
-      <w:r>
-        <w:t>Coastal Ecosystems</w:t>
-      </w:r>
-      <w:r>
-        <w:t xml:space="preserve">, Extreme events, Zostera </w:t>
+        <w:t xml:space="preserve">   </w:t>
+      </w:r>
+    </w:p>
+    <w:p>
+      <w:pPr>
+        <w:spacing w:line="480" w:lineRule="auto"/>
+      </w:pPr>
+      <w:r>
+        <w:t xml:space="preserve">Spectral change, Seagrass, Coastal Ecosystems, Extreme events, Zostera </w:t>
       </w:r>
       <w:proofErr w:type="spellStart"/>
       <w:r>
@@ -3142,10 +3127,7 @@
         </m:sSub>
       </m:oMath>
       <w:r>
-        <w:t>, NDVI and GLI between the Treatment and Control groups</w:t>
-      </w:r>
-      <w:r>
-        <w:t xml:space="preserve">. </w:t>
+        <w:t xml:space="preserve">, NDVI and GLI between the Treatment and Control groups. </w:t>
       </w:r>
       <w:r>
         <w:t xml:space="preserve">(Figure 7 A, B &amp; C). During days 2 and 3 the radiometric indices all decreased </w:t>
@@ -4671,9 +4653,6 @@
       <w:pPr>
         <w:pStyle w:val="ImageCaption"/>
         <w:spacing w:before="200" w:line="480" w:lineRule="auto"/>
-        <w:rPr>
-          <w:i w:val="0"/>
-        </w:rPr>
       </w:pPr>
       <w:r>
         <w:rPr>
@@ -4687,49 +4666,76 @@
         <w:rPr>
           <w:i w:val="0"/>
         </w:rPr>
-        <w:t xml:space="preserve"> Outputs of the Generalized Additive Model (GAM) assessing the relationship between emersion time per day (hours) and the relative change in SHSI (</w:t>
-      </w:r>
-      <w:hyperlink w:anchor="fig-GAM_Emersion">
-        <w:r>
-          <w:rPr>
-            <w:i w:val="0"/>
-          </w:rPr>
-          <w:t>Figure 12</w:t>
-        </w:r>
-      </w:hyperlink>
+        <w:t xml:space="preserve"> </w:t>
+      </w:r>
       <w:r>
         <w:rPr>
           <w:i w:val="0"/>
         </w:rPr>
-        <w:t xml:space="preserve">). The </w:t>
+        <w:t>Outputs of the Generalized Additive Model (GAM) assessing the relationship between emersion time per day (hours) and the relative change in SHSI</w:t>
       </w:r>
       <w:r>
         <w:rPr>
           <w:i w:val="0"/>
         </w:rPr>
+        <w:t xml:space="preserve"> (Figure 12)</w:t>
+      </w:r>
+      <w:r>
+        <w:rPr>
+          <w:i w:val="0"/>
+        </w:rPr>
+        <w:t xml:space="preserve">. The </w:t>
+      </w:r>
+      <w:r>
+        <w:rPr>
+          <w:i w:val="0"/>
+        </w:rPr>
         <w:lastRenderedPageBreak/>
-        <w:t>Intercept represents the expected SHSI value at the reference level of emersion time. The Estimate indicates the mean effect, with its Standard Error quantifying variability. The t-value and p-value assess statistical significance. The smooth term captures the nonlinear effect of emersion time, where the effective degrees of freedom (</w:t>
+        <w:t>Intercept represents the expected value of the relative change of SHSI at the reference time point, while the s(</w:t>
       </w:r>
       <w:proofErr w:type="spellStart"/>
       <w:r>
         <w:rPr>
           <w:i w:val="0"/>
         </w:rPr>
-        <w:t>edf</w:t>
+        <w:t>emersion_per_day</w:t>
       </w:r>
       <w:proofErr w:type="spellEnd"/>
       <w:r>
         <w:rPr>
           <w:i w:val="0"/>
         </w:rPr>
-        <w:t>) reflect the function’s complexity. The F-value and p-value evaluate the significance of this effect. Model fit is described by the adjusted R², deviance explained, and Generalized Cross-Validation (GCV) score, while N represents the sample size.</w:t>
-      </w:r>
-    </w:p>
-    <w:p>
-      <w:r>
-        <w:rPr>
-          <w:i/>
-        </w:rPr>
+        <w:t xml:space="preserve">) is a function of the effect of emersion time per day on the relative change of SHSI. The Estimate represents the posterior mean of the regression coefficient, while Std. Error indicates its standard deviation. The Lower 95% CI and Upper 95% CI define the 95% credible interval, showing the range within which the true parameter is expected to fall with 95% probability. The Rhat statistic assesses model convergence (values close to 1 indicate proper convergence). </w:t>
+      </w:r>
+      <w:proofErr w:type="spellStart"/>
+      <w:r>
+        <w:rPr>
+          <w:i w:val="0"/>
+        </w:rPr>
+        <w:t>Bulk_ESS</w:t>
+      </w:r>
+      <w:proofErr w:type="spellEnd"/>
+      <w:r>
+        <w:rPr>
+          <w:i w:val="0"/>
+        </w:rPr>
+        <w:t xml:space="preserve"> and </w:t>
+      </w:r>
+      <w:proofErr w:type="spellStart"/>
+      <w:r>
+        <w:rPr>
+          <w:i w:val="0"/>
+        </w:rPr>
+        <w:t>Tail_ESS</w:t>
+      </w:r>
+      <w:proofErr w:type="spellEnd"/>
+      <w:r>
+        <w:rPr>
+          <w:i w:val="0"/>
+        </w:rPr>
+        <w:t xml:space="preserve"> denote the effective sample sizes for bulk estimation and tail uncertainty, respectively, reflecting the reliability of the posterior estimates.</w:t>
+      </w:r>
+      <w:r>
         <w:br w:type="page"/>
       </w:r>
     </w:p>
@@ -7688,21 +7694,7 @@
         <w:rPr>
           <w:lang w:val="fr-FR"/>
         </w:rPr>
-        <w:t xml:space="preserve"> Institut des Substances et Organismes de la Mer, </w:t>
-      </w:r>
-      <w:proofErr w:type="spellStart"/>
-      <w:r>
-        <w:rPr>
-          <w:lang w:val="fr-FR"/>
-        </w:rPr>
-        <w:t>ISOMer</w:t>
-      </w:r>
-      <w:proofErr w:type="spellEnd"/>
-      <w:r>
-        <w:rPr>
-          <w:lang w:val="fr-FR"/>
-        </w:rPr>
-        <w:t>, Nantes Université, UR 2160, F-44000 Nantes, France</w:t>
+        <w:t xml:space="preserve"> Institut des Substances et Organismes de la Mer, ISOMer, Nantes Université, UR 2160, F-44000 Nantes, France</w:t>
       </w:r>
     </w:p>
   </w:footnote>
@@ -7748,19 +7740,11 @@
         </w:rPr>
         <w:t xml:space="preserve"> Bio-littoral, Immeuble Le Nevada, 2 Rue du Château de l’</w:t>
       </w:r>
-      <w:proofErr w:type="spellStart"/>
       <w:r>
         <w:rPr>
           <w:lang w:val="fr-FR"/>
         </w:rPr>
-        <w:t>Eraudière</w:t>
-      </w:r>
-      <w:proofErr w:type="spellEnd"/>
-      <w:r>
-        <w:rPr>
-          <w:lang w:val="fr-FR"/>
-        </w:rPr>
-        <w:t xml:space="preserve">, 44300 Nantes, </w:t>
+        <w:t xml:space="preserve">Eraudière, 44300 Nantes, </w:t>
       </w:r>
       <w:r>
         <w:rPr>
@@ -7793,86 +7777,8 @@
         <w:rPr>
           <w:lang w:val="es-ES"/>
         </w:rPr>
-        <w:t xml:space="preserve">Centro de Investigación </w:t>
-      </w:r>
-      <w:proofErr w:type="spellStart"/>
-      <w:r>
-        <w:rPr>
-          <w:lang w:val="es-ES"/>
-        </w:rPr>
-        <w:t>Mariña</w:t>
-      </w:r>
-      <w:proofErr w:type="spellEnd"/>
-      <w:r>
-        <w:rPr>
-          <w:lang w:val="es-ES"/>
-        </w:rPr>
-        <w:t xml:space="preserve">, Departamento de </w:t>
-      </w:r>
-      <w:proofErr w:type="spellStart"/>
-      <w:r>
-        <w:rPr>
-          <w:lang w:val="es-ES"/>
-        </w:rPr>
-        <w:t>Ecoloxía</w:t>
-      </w:r>
-      <w:proofErr w:type="spellEnd"/>
-      <w:r>
-        <w:rPr>
-          <w:lang w:val="es-ES"/>
-        </w:rPr>
-        <w:t xml:space="preserve"> e </w:t>
-      </w:r>
-      <w:proofErr w:type="spellStart"/>
-      <w:r>
-        <w:rPr>
-          <w:lang w:val="es-ES"/>
-        </w:rPr>
-        <w:t>Bioloxía</w:t>
-      </w:r>
-      <w:proofErr w:type="spellEnd"/>
-      <w:r>
-        <w:rPr>
-          <w:lang w:val="es-ES"/>
-        </w:rPr>
-        <w:t xml:space="preserve"> Animal, Facultade de Ciencias do Mar, </w:t>
-      </w:r>
-      <w:proofErr w:type="spellStart"/>
-      <w:r>
-        <w:rPr>
-          <w:lang w:val="es-ES"/>
-        </w:rPr>
-        <w:t>Universidade</w:t>
-      </w:r>
-      <w:proofErr w:type="spellEnd"/>
-      <w:r>
-        <w:rPr>
-          <w:lang w:val="es-ES"/>
-        </w:rPr>
-        <w:t xml:space="preserve"> de Vigo, Campus Universitario As </w:t>
-      </w:r>
-      <w:proofErr w:type="spellStart"/>
-      <w:r>
-        <w:rPr>
-          <w:lang w:val="es-ES"/>
-        </w:rPr>
-        <w:t>Lagoas-Marcosende</w:t>
-      </w:r>
-      <w:proofErr w:type="spellEnd"/>
-      <w:r>
-        <w:rPr>
-          <w:lang w:val="es-ES"/>
-        </w:rPr>
-        <w:t xml:space="preserve">, 36310 Vigo, </w:t>
-      </w:r>
-      <w:proofErr w:type="spellStart"/>
-      <w:r>
-        <w:rPr>
-          <w:lang w:val="es-ES"/>
-        </w:rPr>
-        <w:t>Spain</w:t>
-      </w:r>
-      <w:proofErr w:type="spellEnd"/>
+        <w:t>Centro de Investigación Mariña, Departamento de Ecoloxía e Bioloxía Animal, Facultade de Ciencias do Mar, Universidade de Vigo, Campus Universitario As Lagoas-Marcosende, 36310 Vigo, Spain</w:t>
+      </w:r>
     </w:p>
   </w:footnote>
 </w:footnotes>
@@ -8637,6 +8543,7 @@
   <w:style w:type="character" w:default="1" w:styleId="Policepardfaut">
     <w:name w:val="Default Paragraph Font"/>
     <w:uiPriority w:val="1"/>
+    <w:semiHidden/>
     <w:unhideWhenUsed/>
   </w:style>
   <w:style w:type="table" w:default="1" w:styleId="TableauNormal">

--- a/Paper/Submission/RSE/Manuscript.docx
+++ b/Paper/Submission/RSE/Manuscript.docx
@@ -127,16 +127,25 @@
     </w:p>
     <w:p>
       <w:pPr>
-        <w:spacing w:line="480" w:lineRule="auto"/>
-      </w:pPr>
-      <w:r>
-        <w:t xml:space="preserve">Spectral change, Seagrass, Coastal Ecosystems, Extreme events, Zostera </w:t>
+        <w:spacing w:line="276" w:lineRule="auto"/>
+      </w:pPr>
+      <w:r>
+        <w:t xml:space="preserve">Spectral change, </w:t>
+      </w:r>
+      <w:r>
+        <w:t xml:space="preserve">Air exposition, </w:t>
+      </w:r>
+      <w:r>
+        <w:t xml:space="preserve">Coastal Ecosystems, Extreme events, Zostera </w:t>
       </w:r>
       <w:proofErr w:type="spellStart"/>
       <w:r>
         <w:t>noltei</w:t>
       </w:r>
       <w:proofErr w:type="spellEnd"/>
+      <w:r>
+        <w:t>, Leaf browning</w:t>
+      </w:r>
       <w:r>
         <w:br w:type="page"/>
       </w:r>
@@ -601,7 +610,15 @@
       </w:r>
       <w:proofErr w:type="gramEnd"/>
       <w:r>
-        <w:t xml:space="preserve"> was used to sample seagrass from an area of 30x15x5 cm (length x width x depth, respectively), maintaining the sediment structure and avoiding damage to seagrass rhizomes and leaves (Figure 1 A). </w:t>
+        <w:t xml:space="preserve"> was used to sample seagrass from an area of 30x15x5 cm (length x width x depth, respectively), maintaining the sediment structure and avoiding damage to seagrass </w:t>
+      </w:r>
+      <w:proofErr w:type="gramStart"/>
+      <w:r>
+        <w:t>rhizomes</w:t>
+      </w:r>
+      <w:proofErr w:type="gramEnd"/>
+      <w:r>
+        <w:t xml:space="preserve"> and leaves (Figure 1 A). </w:t>
       </w:r>
       <w:proofErr w:type="gramStart"/>
       <w:r>
@@ -3962,6 +3979,32 @@
       </w:r>
     </w:p>
     <w:p>
+      <w:pPr>
+        <w:pStyle w:val="Titre1"/>
+      </w:pPr>
+      <w:bookmarkStart w:id="31" w:name="fundings"/>
+      <w:r>
+        <w:t>6</w:t>
+      </w:r>
+      <w:r>
+        <w:t>. Fundings</w:t>
+      </w:r>
+    </w:p>
+    <w:p>
+      <w:pPr>
+        <w:pStyle w:val="FirstParagraph"/>
+      </w:pPr>
+      <w:r>
+        <w:t>This research was funded by the REWRITE (Rewilding European Shorelines and Beyond) project funded by the European Union under Grant Agreement 101081357.</w:t>
+      </w:r>
+    </w:p>
+    <w:bookmarkEnd w:id="31"/>
+    <w:p>
+      <w:pPr>
+        <w:pStyle w:val="Corpsdetexte"/>
+      </w:pPr>
+    </w:p>
+    <w:p>
       <w:r>
         <w:br w:type="page"/>
       </w:r>
@@ -3974,14 +4017,14 @@
           <w:color w:val="auto"/>
         </w:rPr>
       </w:pPr>
-      <w:bookmarkStart w:id="31" w:name="annexes"/>
+      <w:bookmarkStart w:id="32" w:name="annexes"/>
       <w:bookmarkEnd w:id="30"/>
       <w:r>
         <w:rPr>
           <w:color w:val="auto"/>
         </w:rPr>
         <w:lastRenderedPageBreak/>
-        <w:t>6</w:t>
+        <w:t>7</w:t>
       </w:r>
       <w:r>
         <w:rPr>
@@ -3998,12 +4041,12 @@
           <w:color w:val="auto"/>
         </w:rPr>
       </w:pPr>
-      <w:bookmarkStart w:id="32" w:name="sec-AnnexeA"/>
-      <w:r>
-        <w:rPr>
-          <w:color w:val="auto"/>
-        </w:rPr>
-        <w:t>6</w:t>
+      <w:bookmarkStart w:id="33" w:name="sec-AnnexeA"/>
+      <w:r>
+        <w:rPr>
+          <w:color w:val="auto"/>
+        </w:rPr>
+        <w:t>7</w:t>
       </w:r>
       <w:r>
         <w:rPr>
@@ -4095,14 +4138,14 @@
           <w:color w:val="auto"/>
         </w:rPr>
       </w:pPr>
-      <w:bookmarkStart w:id="33" w:name="sec-AnnexeB"/>
-      <w:bookmarkEnd w:id="32"/>
+      <w:bookmarkStart w:id="34" w:name="sec-AnnexeB"/>
+      <w:bookmarkEnd w:id="33"/>
       <w:r>
         <w:rPr>
           <w:color w:val="auto"/>
         </w:rPr>
         <w:lastRenderedPageBreak/>
-        <w:t>6</w:t>
+        <w:t>7</w:t>
       </w:r>
       <w:r>
         <w:rPr>
@@ -4147,8 +4190,8 @@
         <w:pStyle w:val="Corpsdetexte"/>
         <w:spacing w:line="480" w:lineRule="auto"/>
       </w:pPr>
-      <w:bookmarkStart w:id="34" w:name="sec-AnnexeC"/>
-      <w:bookmarkEnd w:id="33"/>
+      <w:bookmarkStart w:id="35" w:name="sec-AnnexeC"/>
+      <w:bookmarkEnd w:id="34"/>
     </w:p>
     <w:p>
       <w:pPr>
@@ -4178,7 +4221,7 @@
           <w:color w:val="auto"/>
         </w:rPr>
         <w:lastRenderedPageBreak/>
-        <w:t>6</w:t>
+        <w:t>7</w:t>
       </w:r>
       <w:r>
         <w:rPr>
@@ -4198,9 +4241,9 @@
         </w:rPr>
         <w:t>- Outputs of GAM</w:t>
       </w:r>
-      <w:bookmarkStart w:id="35" w:name="references"/>
-      <w:bookmarkEnd w:id="31"/>
-      <w:bookmarkEnd w:id="34"/>
+      <w:bookmarkStart w:id="36" w:name="references"/>
+      <w:bookmarkEnd w:id="32"/>
+      <w:bookmarkEnd w:id="35"/>
     </w:p>
     <w:p>
       <w:pPr>
@@ -4761,8 +4804,8 @@
         <w:spacing w:line="480" w:lineRule="auto"/>
         <w:ind w:firstLine="426"/>
       </w:pPr>
-      <w:bookmarkStart w:id="36" w:name="ref-allakhverdiev2008heat"/>
-      <w:bookmarkStart w:id="37" w:name="refs"/>
+      <w:bookmarkStart w:id="37" w:name="ref-allakhverdiev2008heat"/>
+      <w:bookmarkStart w:id="38" w:name="refs"/>
       <w:proofErr w:type="spellStart"/>
       <w:r>
         <w:t>Allakhverdiev</w:t>
@@ -4786,8 +4829,8 @@
         <w:spacing w:line="480" w:lineRule="auto"/>
         <w:ind w:firstLine="426"/>
       </w:pPr>
-      <w:bookmarkStart w:id="38" w:name="ref-arias2018marine"/>
-      <w:bookmarkEnd w:id="36"/>
+      <w:bookmarkStart w:id="39" w:name="ref-arias2018marine"/>
+      <w:bookmarkEnd w:id="37"/>
       <w:r>
         <w:t xml:space="preserve">Arias-Ortiz, A., Serrano, O., </w:t>
       </w:r>
@@ -4825,8 +4868,8 @@
           <w:lang w:val="es-ES"/>
         </w:rPr>
       </w:pPr>
-      <w:bookmarkStart w:id="39" w:name="ref-armitage2016carbon"/>
-      <w:bookmarkEnd w:id="38"/>
+      <w:bookmarkStart w:id="40" w:name="ref-armitage2016carbon"/>
+      <w:bookmarkEnd w:id="39"/>
       <w:r>
         <w:t xml:space="preserve">Armitage, A., Fourqurean, J.W., 2016. Carbon storage in seagrass soils: Long-term nutrient history exceeds the effects of near-term nutrient enrichment. </w:t>
       </w:r>
@@ -4851,8 +4894,8 @@
         <w:spacing w:line="480" w:lineRule="auto"/>
         <w:ind w:firstLine="426"/>
       </w:pPr>
-      <w:bookmarkStart w:id="40" w:name="ref-bastos2023high"/>
-      <w:bookmarkEnd w:id="39"/>
+      <w:bookmarkStart w:id="41" w:name="ref-bastos2023high"/>
+      <w:bookmarkEnd w:id="40"/>
       <w:r>
         <w:rPr>
           <w:lang w:val="es-ES"/>
@@ -4935,8 +4978,8 @@
         <w:spacing w:line="480" w:lineRule="auto"/>
         <w:ind w:firstLine="426"/>
       </w:pPr>
-      <w:bookmarkStart w:id="41" w:name="ref-borum2004european"/>
-      <w:bookmarkEnd w:id="40"/>
+      <w:bookmarkStart w:id="42" w:name="ref-borum2004european"/>
+      <w:bookmarkEnd w:id="41"/>
       <w:r>
         <w:t>Borum, J., Duarte, C.M., Krause-Jensen, D., Greve, T.M., 2004. European seagrasses: An introduction to monitoring and management. Monitoring; Managing of European Seagrasses Project.</w:t>
       </w:r>
@@ -4947,8 +4990,8 @@
         <w:spacing w:line="480" w:lineRule="auto"/>
         <w:ind w:firstLine="426"/>
       </w:pPr>
-      <w:bookmarkStart w:id="42" w:name="ref-boyer1988senescence"/>
-      <w:bookmarkEnd w:id="41"/>
+      <w:bookmarkStart w:id="43" w:name="ref-boyer1988senescence"/>
+      <w:bookmarkEnd w:id="42"/>
       <w:r>
         <w:lastRenderedPageBreak/>
         <w:t>Boyer, M., Miller, J., Belanger, M., Hare, E., Wu, J., 1988. Senescence and spectral reflectance in leaves of northern pin oak (</w:t>
@@ -4976,8 +5019,8 @@
         <w:spacing w:line="480" w:lineRule="auto"/>
         <w:ind w:firstLine="426"/>
       </w:pPr>
-      <w:bookmarkStart w:id="43" w:name="ref-brun2003effect"/>
-      <w:bookmarkEnd w:id="42"/>
+      <w:bookmarkStart w:id="44" w:name="ref-brun2003effect"/>
+      <w:bookmarkEnd w:id="43"/>
       <w:r>
         <w:t xml:space="preserve">Brun, F.G., Vergara, J.J., Navarro, G., Hernández, I., Pérez-Lloréns, J.L., 2003. Effect of shading by </w:t>
       </w:r>
@@ -5012,8 +5055,8 @@
         <w:spacing w:line="480" w:lineRule="auto"/>
         <w:ind w:firstLine="426"/>
       </w:pPr>
-      <w:bookmarkStart w:id="44" w:name="ref-JSSv100i05"/>
-      <w:bookmarkEnd w:id="43"/>
+      <w:bookmarkStart w:id="45" w:name="ref-JSSv100i05"/>
+      <w:bookmarkEnd w:id="44"/>
       <w:proofErr w:type="spellStart"/>
       <w:r>
         <w:t>Bürkner</w:t>
@@ -5038,8 +5081,8 @@
         <w:spacing w:line="480" w:lineRule="auto"/>
         <w:ind w:firstLine="426"/>
       </w:pPr>
-      <w:bookmarkStart w:id="45" w:name="ref-cabaco2009individual"/>
-      <w:bookmarkEnd w:id="44"/>
+      <w:bookmarkStart w:id="46" w:name="ref-cabaco2009individual"/>
+      <w:bookmarkEnd w:id="45"/>
       <w:proofErr w:type="spellStart"/>
       <w:r>
         <w:t>Cabaço</w:t>
@@ -5079,8 +5122,8 @@
         <w:spacing w:line="480" w:lineRule="auto"/>
         <w:ind w:firstLine="426"/>
       </w:pPr>
-      <w:bookmarkStart w:id="46" w:name="ref-calleja2007relationship"/>
-      <w:bookmarkEnd w:id="45"/>
+      <w:bookmarkStart w:id="47" w:name="ref-calleja2007relationship"/>
+      <w:bookmarkEnd w:id="46"/>
       <w:r>
         <w:t xml:space="preserve">Calleja, M.L., </w:t>
       </w:r>
@@ -5115,8 +5158,8 @@
         <w:spacing w:line="480" w:lineRule="auto"/>
         <w:ind w:firstLine="426"/>
       </w:pPr>
-      <w:bookmarkStart w:id="47" w:name="ref-carlson2018sea"/>
-      <w:bookmarkEnd w:id="46"/>
+      <w:bookmarkStart w:id="48" w:name="ref-carlson2018sea"/>
+      <w:bookmarkEnd w:id="47"/>
       <w:r>
         <w:t xml:space="preserve">Carlson, D.F., Yarbro, L.A., Scolaro, S., Poniatowski, M., McGee-Absten, V., Carlson Jr, P.R., 2018. Sea surface temperatures and seagrass mortality in </w:t>
       </w:r>
@@ -5135,8 +5178,8 @@
         <w:spacing w:line="480" w:lineRule="auto"/>
         <w:ind w:firstLine="426"/>
       </w:pPr>
-      <w:bookmarkStart w:id="48" w:name="ref-JSSv076i01"/>
-      <w:bookmarkEnd w:id="47"/>
+      <w:bookmarkStart w:id="49" w:name="ref-JSSv076i01"/>
+      <w:bookmarkEnd w:id="48"/>
       <w:r>
         <w:lastRenderedPageBreak/>
         <w:t xml:space="preserve">Carpenter, B., Gelman, A., Hoffman, M.D., Lee, D., Goodrich, B., Betancourt, M., Brubaker, M., Guo, J., Li, P., Riddell, A., 2017. Stan: A probabilistic programming language. Journal of Statistical Software 76, 1–32. </w:t>
@@ -5157,8 +5200,8 @@
         <w:spacing w:line="480" w:lineRule="auto"/>
         <w:ind w:firstLine="426"/>
       </w:pPr>
-      <w:bookmarkStart w:id="49" w:name="ref-IPCC2023"/>
-      <w:bookmarkEnd w:id="48"/>
+      <w:bookmarkStart w:id="50" w:name="ref-IPCC2023"/>
+      <w:bookmarkEnd w:id="49"/>
       <w:r>
         <w:t xml:space="preserve">Climate Change (IPCC), I.P. on, 2023. Summary for policymakers. IPCC, Geneva, Switzerland. </w:t>
       </w:r>
@@ -5178,8 +5221,8 @@
         <w:spacing w:line="480" w:lineRule="auto"/>
         <w:ind w:firstLine="426"/>
       </w:pPr>
-      <w:bookmarkStart w:id="50" w:name="ref-CMEMS_1"/>
-      <w:bookmarkEnd w:id="49"/>
+      <w:bookmarkStart w:id="51" w:name="ref-CMEMS_1"/>
+      <w:bookmarkEnd w:id="50"/>
       <w:r>
         <w:t xml:space="preserve">CMEMS, 2024. European </w:t>
       </w:r>
@@ -5239,8 +5282,8 @@
         <w:spacing w:line="480" w:lineRule="auto"/>
         <w:ind w:firstLine="426"/>
       </w:pPr>
-      <w:bookmarkStart w:id="51" w:name="ref-dascaliuc2007heat"/>
-      <w:bookmarkEnd w:id="50"/>
+      <w:bookmarkStart w:id="52" w:name="ref-dascaliuc2007heat"/>
+      <w:bookmarkEnd w:id="51"/>
       <w:proofErr w:type="spellStart"/>
       <w:r>
         <w:rPr>
@@ -5298,8 +5341,8 @@
         <w:spacing w:line="480" w:lineRule="auto"/>
         <w:ind w:firstLine="426"/>
       </w:pPr>
-      <w:bookmarkStart w:id="52" w:name="ref-davies2023multi"/>
-      <w:bookmarkEnd w:id="51"/>
+      <w:bookmarkStart w:id="53" w:name="ref-davies2023multi"/>
+      <w:bookmarkEnd w:id="52"/>
       <w:r>
         <w:t xml:space="preserve">Davies, B.F.R., </w:t>
       </w:r>
@@ -5326,8 +5369,8 @@
         <w:spacing w:line="480" w:lineRule="auto"/>
         <w:ind w:firstLine="426"/>
       </w:pPr>
-      <w:bookmarkStart w:id="53" w:name="ref-davies2024sentinel"/>
-      <w:bookmarkEnd w:id="52"/>
+      <w:bookmarkStart w:id="54" w:name="ref-davies2024sentinel"/>
+      <w:bookmarkEnd w:id="53"/>
       <w:r>
         <w:t xml:space="preserve">Davies, B.F.R., Oiry, S., Rosa, P., </w:t>
       </w:r>
@@ -5375,8 +5418,8 @@
         <w:spacing w:line="480" w:lineRule="auto"/>
         <w:ind w:firstLine="426"/>
       </w:pPr>
-      <w:bookmarkStart w:id="54" w:name="ref-davies2024intertidal"/>
-      <w:bookmarkEnd w:id="53"/>
+      <w:bookmarkStart w:id="55" w:name="ref-davies2024intertidal"/>
+      <w:bookmarkEnd w:id="54"/>
       <w:r>
         <w:t xml:space="preserve">Davies, B.F.R., Oiry, S., Rosa, P., </w:t>
       </w:r>
@@ -5412,8 +5455,8 @@
         <w:spacing w:line="480" w:lineRule="auto"/>
         <w:ind w:firstLine="426"/>
       </w:pPr>
-      <w:bookmarkStart w:id="55" w:name="ref-deguette2022physiological"/>
-      <w:bookmarkEnd w:id="54"/>
+      <w:bookmarkStart w:id="56" w:name="ref-deguette2022physiological"/>
+      <w:bookmarkEnd w:id="55"/>
       <w:proofErr w:type="spellStart"/>
       <w:r>
         <w:t>Deguette</w:t>
@@ -5445,8 +5488,8 @@
         <w:spacing w:line="480" w:lineRule="auto"/>
         <w:ind w:firstLine="426"/>
       </w:pPr>
-      <w:bookmarkStart w:id="56" w:name="ref-douay2022new"/>
-      <w:bookmarkEnd w:id="55"/>
+      <w:bookmarkStart w:id="57" w:name="ref-douay2022new"/>
+      <w:bookmarkEnd w:id="56"/>
       <w:r>
         <w:t xml:space="preserve">Douay, F., </w:t>
       </w:r>
@@ -5465,8 +5508,8 @@
         <w:spacing w:line="480" w:lineRule="auto"/>
         <w:ind w:firstLine="426"/>
       </w:pPr>
-      <w:bookmarkStart w:id="57" w:name="ref-duarte1991allometric"/>
-      <w:bookmarkEnd w:id="56"/>
+      <w:bookmarkStart w:id="58" w:name="ref-duarte1991allometric"/>
+      <w:bookmarkEnd w:id="57"/>
       <w:r>
         <w:t>Duarte, C.M., 1991. Allometric scaling of seagrass form and productivity. Marine ecology progress series. Oldendorf 77, 289–300.</w:t>
       </w:r>
@@ -5477,8 +5520,8 @@
         <w:spacing w:line="480" w:lineRule="auto"/>
         <w:ind w:firstLine="426"/>
       </w:pPr>
-      <w:bookmarkStart w:id="58" w:name="ref-electricblue_intertidal_chamber"/>
-      <w:bookmarkEnd w:id="57"/>
+      <w:bookmarkStart w:id="59" w:name="ref-electricblue_intertidal_chamber"/>
+      <w:bookmarkEnd w:id="58"/>
       <w:r>
         <w:t xml:space="preserve">Electric Blue, 2023. </w:t>
       </w:r>
@@ -5501,8 +5544,8 @@
         <w:spacing w:line="480" w:lineRule="auto"/>
         <w:ind w:firstLine="426"/>
       </w:pPr>
-      <w:bookmarkStart w:id="59" w:name="ref-sen2cor"/>
-      <w:bookmarkEnd w:id="58"/>
+      <w:bookmarkStart w:id="60" w:name="ref-sen2cor"/>
+      <w:bookmarkEnd w:id="59"/>
       <w:r>
         <w:t>European Space Agency, 2024b. Sen2Cor: Sentinel-2 atmospheric correction processor.</w:t>
       </w:r>
@@ -5513,8 +5556,8 @@
         <w:spacing w:line="480" w:lineRule="auto"/>
         <w:ind w:firstLine="426"/>
       </w:pPr>
-      <w:bookmarkStart w:id="60" w:name="ref-copernicus_sentinel2"/>
-      <w:bookmarkEnd w:id="59"/>
+      <w:bookmarkStart w:id="61" w:name="ref-copernicus_sentinel2"/>
+      <w:bookmarkEnd w:id="60"/>
       <w:r>
         <w:t>European Space Agency, 2024a. Copernicus open access hub.</w:t>
       </w:r>
@@ -5525,8 +5568,8 @@
         <w:spacing w:line="480" w:lineRule="auto"/>
         <w:ind w:firstLine="426"/>
       </w:pPr>
-      <w:bookmarkStart w:id="61" w:name="ref-folmer2012seagrass"/>
-      <w:bookmarkEnd w:id="60"/>
+      <w:bookmarkStart w:id="62" w:name="ref-folmer2012seagrass"/>
+      <w:bookmarkEnd w:id="61"/>
       <w:proofErr w:type="spellStart"/>
       <w:r>
         <w:rPr>
@@ -5622,8 +5665,8 @@
         <w:spacing w:line="480" w:lineRule="auto"/>
         <w:ind w:firstLine="426"/>
       </w:pPr>
-      <w:bookmarkStart w:id="62" w:name="ref-franssen2014genome"/>
-      <w:bookmarkEnd w:id="61"/>
+      <w:bookmarkStart w:id="63" w:name="ref-franssen2014genome"/>
+      <w:bookmarkEnd w:id="62"/>
       <w:r>
         <w:t xml:space="preserve">Franssen, S.U., Gu, J., Winters, G., </w:t>
       </w:r>
@@ -5690,8 +5733,8 @@
         <w:spacing w:line="480" w:lineRule="auto"/>
         <w:ind w:firstLine="426"/>
       </w:pPr>
-      <w:bookmarkStart w:id="63" w:name="ref-gacia1999approach"/>
-      <w:bookmarkEnd w:id="62"/>
+      <w:bookmarkStart w:id="64" w:name="ref-gacia1999approach"/>
+      <w:bookmarkEnd w:id="63"/>
       <w:r>
         <w:t>Gacia, E., Granata, T., Duarte, C., 1999. An approach to measurement of particle flux and sediment retention within seagrass (</w:t>
       </w:r>
@@ -5718,8 +5761,8 @@
         <w:spacing w:line="480" w:lineRule="auto"/>
         <w:ind w:firstLine="426"/>
       </w:pPr>
-      <w:bookmarkStart w:id="64" w:name="ref-garbulsky2011photochemical"/>
-      <w:bookmarkEnd w:id="63"/>
+      <w:bookmarkStart w:id="65" w:name="ref-garbulsky2011photochemical"/>
+      <w:bookmarkEnd w:id="64"/>
       <w:proofErr w:type="spellStart"/>
       <w:r>
         <w:t>Garbulsky</w:t>
@@ -5751,8 +5794,8 @@
         <w:spacing w:line="480" w:lineRule="auto"/>
         <w:ind w:firstLine="426"/>
       </w:pPr>
-      <w:bookmarkStart w:id="65" w:name="ref-gardner2018global"/>
-      <w:bookmarkEnd w:id="64"/>
+      <w:bookmarkStart w:id="66" w:name="ref-gardner2018global"/>
+      <w:bookmarkEnd w:id="65"/>
       <w:r>
         <w:t>Gardner, R.C., Finlayson, C., 2018. Global wetland outlook: State of the world’s wetlands and their services to people, in: Ramsar Convention Secretariat. pp. 2020–5.</w:t>
       </w:r>
@@ -5763,8 +5806,8 @@
         <w:spacing w:line="480" w:lineRule="auto"/>
         <w:ind w:firstLine="426"/>
       </w:pPr>
-      <w:bookmarkStart w:id="66" w:name="ref-gladstone2018biomass"/>
-      <w:bookmarkEnd w:id="65"/>
+      <w:bookmarkStart w:id="67" w:name="ref-gladstone2018biomass"/>
+      <w:bookmarkEnd w:id="66"/>
       <w:r>
         <w:lastRenderedPageBreak/>
         <w:t xml:space="preserve">Gladstone-Gallagher, R.V., Hughes, R.W., Douglas, E.J., </w:t>
@@ -5784,8 +5827,8 @@
         <w:spacing w:line="480" w:lineRule="auto"/>
         <w:ind w:firstLine="426"/>
       </w:pPr>
-      <w:bookmarkStart w:id="67" w:name="ref-green2021historical"/>
-      <w:bookmarkEnd w:id="66"/>
+      <w:bookmarkStart w:id="68" w:name="ref-green2021historical"/>
+      <w:bookmarkEnd w:id="67"/>
       <w:r>
         <w:t>Green, A.E., Unsworth, R.K., Chadwick, M.A., Jones, P.J., 2021. Historical analysis exposes catastrophic seagrass loss for the united kingdom. Frontiers in plant science 12, 629962.</w:t>
       </w:r>
@@ -5796,8 +5839,8 @@
         <w:spacing w:line="480" w:lineRule="auto"/>
         <w:ind w:firstLine="426"/>
       </w:pPr>
-      <w:bookmarkStart w:id="68" w:name="ref-guerrero2020heat"/>
-      <w:bookmarkEnd w:id="67"/>
+      <w:bookmarkStart w:id="69" w:name="ref-guerrero2020heat"/>
+      <w:bookmarkEnd w:id="68"/>
       <w:r>
         <w:t xml:space="preserve">Guerrero-Meseguer, L., </w:t>
       </w:r>
@@ -5832,8 +5875,8 @@
         <w:spacing w:line="480" w:lineRule="auto"/>
         <w:ind w:firstLine="426"/>
       </w:pPr>
-      <w:bookmarkStart w:id="69" w:name="ref-hemminga1998root"/>
-      <w:bookmarkEnd w:id="68"/>
+      <w:bookmarkStart w:id="70" w:name="ref-hemminga1998root"/>
+      <w:bookmarkEnd w:id="69"/>
       <w:proofErr w:type="spellStart"/>
       <w:r>
         <w:t>Hemminga</w:t>
@@ -5849,8 +5892,8 @@
         <w:spacing w:line="480" w:lineRule="auto"/>
         <w:ind w:firstLine="426"/>
       </w:pPr>
-      <w:bookmarkStart w:id="70" w:name="ref-hobday2016hierarchical"/>
-      <w:bookmarkEnd w:id="69"/>
+      <w:bookmarkStart w:id="71" w:name="ref-hobday2016hierarchical"/>
+      <w:bookmarkEnd w:id="70"/>
       <w:r>
         <w:t>Hobday, A.J., Alexander, L.V., Perkins, S.E., Smale, D.A., Straub, S.C., Oliver, E.C., Benthuysen, J.A., Burrows, M.T., Donat, M.G., Feng, M., others, 2016. A hierarchical approach to defining marine heatwaves. Progress in oceanography 141, 227–238.</w:t>
       </w:r>
@@ -5861,8 +5904,8 @@
         <w:spacing w:line="480" w:lineRule="auto"/>
         <w:ind w:firstLine="426"/>
       </w:pPr>
-      <w:bookmarkStart w:id="71" w:name="ref-hobday2018categorizing"/>
-      <w:bookmarkEnd w:id="70"/>
+      <w:bookmarkStart w:id="72" w:name="ref-hobday2018categorizing"/>
+      <w:bookmarkEnd w:id="71"/>
       <w:r>
         <w:t>Hobday, A.J., Oliver, E.C., Gupta, A.S., Benthuysen, J.A., Burrows, M.T., Donat, M.G., Holbrook, N.J., Moore, P.J., Thomsen, M.S., Wernberg, T., others, 2018. Categorizing and naming marine heatwaves. Oceanography 31, 162–173.</w:t>
       </w:r>
@@ -5873,8 +5916,8 @@
         <w:spacing w:line="480" w:lineRule="auto"/>
         <w:ind w:firstLine="426"/>
       </w:pPr>
-      <w:bookmarkStart w:id="72" w:name="ref-infantes2022seagrass"/>
-      <w:bookmarkEnd w:id="71"/>
+      <w:bookmarkStart w:id="73" w:name="ref-infantes2022seagrass"/>
+      <w:bookmarkEnd w:id="72"/>
       <w:r>
         <w:lastRenderedPageBreak/>
         <w:t xml:space="preserve">Infantes, E., </w:t>
@@ -5902,8 +5945,8 @@
         <w:spacing w:line="480" w:lineRule="auto"/>
         <w:ind w:firstLine="426"/>
       </w:pPr>
-      <w:bookmarkStart w:id="73" w:name="ref-ioc_sea_level_lecy"/>
-      <w:bookmarkEnd w:id="72"/>
+      <w:bookmarkStart w:id="74" w:name="ref-ioc_sea_level_lecy"/>
+      <w:bookmarkEnd w:id="73"/>
       <w:r>
         <w:t xml:space="preserve">IOC, 2024. </w:t>
       </w:r>
@@ -5974,8 +6017,8 @@
         <w:spacing w:line="480" w:lineRule="auto"/>
         <w:ind w:firstLine="426"/>
       </w:pPr>
-      <w:bookmarkStart w:id="74" w:name="ref-jankowska2019stabilizing"/>
-      <w:bookmarkEnd w:id="73"/>
+      <w:bookmarkStart w:id="75" w:name="ref-jankowska2019stabilizing"/>
+      <w:bookmarkEnd w:id="74"/>
       <w:r>
         <w:t xml:space="preserve">Jankowska, E., Michel, L.N., </w:t>
       </w:r>
@@ -6002,8 +6045,8 @@
         <w:spacing w:line="480" w:lineRule="auto"/>
         <w:ind w:firstLine="426"/>
       </w:pPr>
-      <w:bookmarkStart w:id="75" w:name="ref-jones1992leaf"/>
-      <w:bookmarkEnd w:id="74"/>
+      <w:bookmarkStart w:id="76" w:name="ref-jones1992leaf"/>
+      <w:bookmarkEnd w:id="75"/>
       <w:r>
         <w:t xml:space="preserve">Jones, R.B., Clayton-Greene, K.A., 1992. The role of photosynthesis and oxidative reactions in leaf blackening of protea </w:t>
       </w:r>
@@ -6039,8 +6082,8 @@
         <w:spacing w:line="480" w:lineRule="auto"/>
         <w:ind w:firstLine="426"/>
       </w:pPr>
-      <w:bookmarkStart w:id="76" w:name="ref-knipling1970reflectance"/>
-      <w:bookmarkEnd w:id="75"/>
+      <w:bookmarkStart w:id="77" w:name="ref-knipling1970reflectance"/>
+      <w:bookmarkEnd w:id="76"/>
       <w:proofErr w:type="spellStart"/>
       <w:r>
         <w:t>Knipling</w:t>
@@ -6065,8 +6108,8 @@
         <w:spacing w:line="480" w:lineRule="auto"/>
         <w:ind w:firstLine="426"/>
       </w:pPr>
-      <w:bookmarkStart w:id="77" w:name="ref-hsdar"/>
-      <w:bookmarkEnd w:id="76"/>
+      <w:bookmarkStart w:id="78" w:name="ref-hsdar"/>
+      <w:bookmarkEnd w:id="77"/>
       <w:r>
         <w:t xml:space="preserve">Lehnert, L.W., Meyer, H., Bendix, J., 2017. </w:t>
       </w:r>
@@ -6093,8 +6136,8 @@
         <w:spacing w:line="480" w:lineRule="auto"/>
         <w:ind w:firstLine="426"/>
       </w:pPr>
-      <w:bookmarkStart w:id="78" w:name="ref-loarie2009velocity"/>
-      <w:bookmarkEnd w:id="77"/>
+      <w:bookmarkStart w:id="79" w:name="ref-loarie2009velocity"/>
+      <w:bookmarkEnd w:id="78"/>
       <w:proofErr w:type="spellStart"/>
       <w:r>
         <w:t>Loarie</w:t>
@@ -6110,8 +6153,8 @@
         <w:spacing w:line="480" w:lineRule="auto"/>
         <w:ind w:firstLine="426"/>
       </w:pPr>
-      <w:bookmarkStart w:id="79" w:name="ref-louhaichi2001spatially"/>
-      <w:bookmarkEnd w:id="78"/>
+      <w:bookmarkStart w:id="80" w:name="ref-louhaichi2001spatially"/>
+      <w:bookmarkEnd w:id="79"/>
       <w:proofErr w:type="spellStart"/>
       <w:r>
         <w:lastRenderedPageBreak/>
@@ -6136,8 +6179,8 @@
         <w:spacing w:line="480" w:lineRule="auto"/>
         <w:ind w:firstLine="426"/>
       </w:pPr>
-      <w:bookmarkStart w:id="80" w:name="ref-malvern_panalytical_rs3"/>
-      <w:bookmarkEnd w:id="79"/>
+      <w:bookmarkStart w:id="81" w:name="ref-malvern_panalytical_rs3"/>
+      <w:bookmarkEnd w:id="80"/>
       <w:r>
         <w:t xml:space="preserve">Malvern </w:t>
       </w:r>
@@ -6171,8 +6214,8 @@
           <w:lang w:val="es-ES"/>
         </w:rPr>
       </w:pPr>
-      <w:bookmarkStart w:id="81" w:name="ref-marba2010mediterranean"/>
-      <w:bookmarkEnd w:id="80"/>
+      <w:bookmarkStart w:id="82" w:name="ref-marba2010mediterranean"/>
+      <w:bookmarkEnd w:id="81"/>
       <w:proofErr w:type="spellStart"/>
       <w:r>
         <w:t>Marbà</w:t>
@@ -6238,8 +6281,8 @@
         <w:spacing w:line="480" w:lineRule="auto"/>
         <w:ind w:firstLine="426"/>
       </w:pPr>
-      <w:bookmarkStart w:id="82" w:name="ref-marien2019detecting"/>
-      <w:bookmarkEnd w:id="81"/>
+      <w:bookmarkStart w:id="83" w:name="ref-marien2019detecting"/>
+      <w:bookmarkEnd w:id="82"/>
       <w:proofErr w:type="spellStart"/>
       <w:r>
         <w:rPr>
@@ -6376,8 +6419,8 @@
         <w:spacing w:line="480" w:lineRule="auto"/>
         <w:ind w:firstLine="426"/>
       </w:pPr>
-      <w:bookmarkStart w:id="83" w:name="ref-massa2009temperature"/>
-      <w:bookmarkEnd w:id="82"/>
+      <w:bookmarkStart w:id="84" w:name="ref-massa2009temperature"/>
+      <w:bookmarkEnd w:id="83"/>
       <w:r>
         <w:t>Massa, S., Arnaud-</w:t>
       </w:r>
@@ -6460,8 +6503,8 @@
         <w:spacing w:line="480" w:lineRule="auto"/>
         <w:ind w:firstLine="426"/>
       </w:pPr>
-      <w:bookmarkStart w:id="84" w:name="ref-moore2008environmental"/>
-      <w:bookmarkEnd w:id="83"/>
+      <w:bookmarkStart w:id="85" w:name="ref-moore2008environmental"/>
+      <w:bookmarkEnd w:id="84"/>
       <w:r>
         <w:t xml:space="preserve">Moore, K.A., Jarvis, J.C., 2008. Environmental factors affecting recent summertime eelgrass diebacks in the lower </w:t>
       </w:r>
@@ -6480,8 +6523,8 @@
         <w:spacing w:line="480" w:lineRule="auto"/>
         <w:ind w:firstLine="426"/>
       </w:pPr>
-      <w:bookmarkStart w:id="85" w:name="ref-rs16234383"/>
-      <w:bookmarkEnd w:id="84"/>
+      <w:bookmarkStart w:id="86" w:name="ref-rs16234383"/>
+      <w:bookmarkEnd w:id="85"/>
       <w:r>
         <w:t xml:space="preserve">Oiry, S., Davies, B.F.R., Sousa, A.I., Rosa, P., </w:t>
       </w:r>
@@ -6537,8 +6580,8 @@
         <w:spacing w:line="480" w:lineRule="auto"/>
         <w:ind w:firstLine="426"/>
       </w:pPr>
-      <w:bookmarkStart w:id="86" w:name="ref-olmedo2020far"/>
-      <w:bookmarkEnd w:id="85"/>
+      <w:bookmarkStart w:id="87" w:name="ref-olmedo2020far"/>
+      <w:bookmarkEnd w:id="86"/>
       <w:r>
         <w:t xml:space="preserve">Olmedo-Masat, O.M., Raffo, M.P., </w:t>
       </w:r>
@@ -6597,8 +6640,8 @@
         <w:spacing w:line="480" w:lineRule="auto"/>
         <w:ind w:firstLine="426"/>
       </w:pPr>
-      <w:bookmarkStart w:id="87" w:name="ref-penuelas2004leaf"/>
-      <w:bookmarkEnd w:id="86"/>
+      <w:bookmarkStart w:id="88" w:name="ref-penuelas2004leaf"/>
+      <w:bookmarkEnd w:id="87"/>
       <w:proofErr w:type="spellStart"/>
       <w:r>
         <w:t>Peñuelas</w:t>
@@ -6646,8 +6689,8 @@
         <w:spacing w:line="480" w:lineRule="auto"/>
         <w:ind w:firstLine="426"/>
       </w:pPr>
-      <w:bookmarkStart w:id="88" w:name="ref-perkins2013measurement"/>
-      <w:bookmarkEnd w:id="87"/>
+      <w:bookmarkStart w:id="89" w:name="ref-perkins2013measurement"/>
+      <w:bookmarkEnd w:id="88"/>
       <w:r>
         <w:t>Perkins, S.E., Alexander, L.V., 2013. On the measurement of heat waves. Journal of climate 26, 4500–4517.</w:t>
       </w:r>
@@ -6658,8 +6701,8 @@
         <w:spacing w:line="480" w:lineRule="auto"/>
         <w:ind w:firstLine="426"/>
       </w:pPr>
-      <w:bookmarkStart w:id="89" w:name="ref-Rbase"/>
-      <w:bookmarkEnd w:id="88"/>
+      <w:bookmarkStart w:id="90" w:name="ref-Rbase"/>
+      <w:bookmarkEnd w:id="89"/>
       <w:r>
         <w:t xml:space="preserve">R Core Team, 2023. </w:t>
       </w:r>
@@ -6682,8 +6725,8 @@
         <w:spacing w:line="480" w:lineRule="auto"/>
         <w:ind w:firstLine="426"/>
       </w:pPr>
-      <w:bookmarkStart w:id="90" w:name="ref-ramesh2020seagrass"/>
-      <w:bookmarkEnd w:id="89"/>
+      <w:bookmarkStart w:id="91" w:name="ref-ramesh2020seagrass"/>
+      <w:bookmarkEnd w:id="90"/>
       <w:r>
         <w:t xml:space="preserve">Ramesh, C., Mohanraju, R., 2020. Seagrass ecosystems of </w:t>
       </w:r>
@@ -6710,8 +6753,8 @@
         <w:spacing w:line="480" w:lineRule="auto"/>
         <w:ind w:firstLine="426"/>
       </w:pPr>
-      <w:bookmarkStart w:id="91" w:name="ref-roca2016response"/>
-      <w:bookmarkEnd w:id="90"/>
+      <w:bookmarkStart w:id="92" w:name="ref-roca2016response"/>
+      <w:bookmarkEnd w:id="91"/>
       <w:r>
         <w:t xml:space="preserve">Roca, G., </w:t>
       </w:r>
@@ -6758,8 +6801,8 @@
         <w:spacing w:line="480" w:lineRule="auto"/>
         <w:ind w:firstLine="426"/>
       </w:pPr>
-      <w:bookmarkStart w:id="92" w:name="ref-roman2021using"/>
-      <w:bookmarkEnd w:id="91"/>
+      <w:bookmarkStart w:id="93" w:name="ref-roman2021using"/>
+      <w:bookmarkEnd w:id="92"/>
       <w:r>
         <w:t xml:space="preserve">Román, A., Tovar-Sánchez, A., </w:t>
       </w:r>
@@ -6778,8 +6821,8 @@
         <w:spacing w:line="480" w:lineRule="auto"/>
         <w:ind w:firstLine="426"/>
       </w:pPr>
-      <w:bookmarkStart w:id="93" w:name="ref-roman2023clam"/>
-      <w:bookmarkEnd w:id="92"/>
+      <w:bookmarkStart w:id="94" w:name="ref-roman2023clam"/>
+      <w:bookmarkEnd w:id="93"/>
       <w:r>
         <w:t>Román, M., Gilbert, F., Viejo, R.M., Román, S., Troncoso, J.S., Vázquez, E., Olabarria, C., 2023. Are clam-seagrass interactions affected by heatwaves during emersion? Marine Environmental Research 186, 105906.</w:t>
       </w:r>
@@ -6790,8 +6833,8 @@
         <w:spacing w:line="480" w:lineRule="auto"/>
         <w:ind w:firstLine="426"/>
       </w:pPr>
-      <w:bookmarkStart w:id="94" w:name="ref-roman2022effects"/>
-      <w:bookmarkEnd w:id="93"/>
+      <w:bookmarkStart w:id="95" w:name="ref-roman2022effects"/>
+      <w:bookmarkEnd w:id="94"/>
       <w:r>
         <w:t xml:space="preserve">Román, S., Vázquez, E., Román, M., Viejo, R.M., Woodin, S.A., Wethey, D.S., Troncoso, J.S., Olabarria, C., 2022. Effects of warming on biological interactions between clams and the seagrass </w:t>
       </w:r>
@@ -6818,8 +6861,8 @@
         <w:spacing w:line="480" w:lineRule="auto"/>
         <w:ind w:firstLine="426"/>
       </w:pPr>
-      <w:bookmarkStart w:id="95" w:name="ref-rouse1974monitoring"/>
-      <w:bookmarkEnd w:id="94"/>
+      <w:bookmarkStart w:id="96" w:name="ref-rouse1974monitoring"/>
+      <w:bookmarkEnd w:id="95"/>
       <w:r>
         <w:t xml:space="preserve">Rouse, J.W., Haas, R.H., Schell, J.A., Deering, D.W., others, 1974. Monitoring vegetation systems in the great plains with ERTS. NASA Spec. </w:t>
       </w:r>
@@ -6838,8 +6881,8 @@
         <w:spacing w:line="480" w:lineRule="auto"/>
         <w:ind w:firstLine="426"/>
       </w:pPr>
-      <w:bookmarkStart w:id="96" w:name="ref-samper2020characterization"/>
-      <w:bookmarkEnd w:id="95"/>
+      <w:bookmarkStart w:id="97" w:name="ref-samper2020characterization"/>
+      <w:bookmarkEnd w:id="96"/>
       <w:r>
         <w:t xml:space="preserve">Samper-Villarreal, J., Bolaños, R.C., </w:t>
       </w:r>
@@ -6890,8 +6933,8 @@
         <w:spacing w:line="480" w:lineRule="auto"/>
         <w:ind w:firstLine="426"/>
       </w:pPr>
-      <w:bookmarkStart w:id="97" w:name="ref-sawall2021chronically"/>
-      <w:bookmarkEnd w:id="96"/>
+      <w:bookmarkStart w:id="98" w:name="ref-sawall2021chronically"/>
+      <w:bookmarkEnd w:id="97"/>
       <w:r>
         <w:lastRenderedPageBreak/>
         <w:t xml:space="preserve">Sawall, Y., Ito, M., Pansch, C., 2021. Chronically elevated sea surface temperatures revealed high susceptibility of the eelgrass </w:t>
@@ -6911,8 +6954,8 @@
         <w:spacing w:line="480" w:lineRule="auto"/>
         <w:ind w:firstLine="426"/>
       </w:pPr>
-      <w:bookmarkStart w:id="98" w:name="ref-heatwaveR"/>
-      <w:bookmarkEnd w:id="97"/>
+      <w:bookmarkStart w:id="99" w:name="ref-heatwaveR"/>
+      <w:bookmarkEnd w:id="98"/>
       <w:r>
         <w:t xml:space="preserve">Schlegel, R.W., Smit, A.J., 2018. </w:t>
       </w:r>
@@ -6943,8 +6986,8 @@
           <w:lang w:val="fr-FR"/>
         </w:rPr>
       </w:pPr>
-      <w:bookmarkStart w:id="99" w:name="ref-scott2018role"/>
-      <w:bookmarkEnd w:id="98"/>
+      <w:bookmarkStart w:id="100" w:name="ref-scott2018role"/>
+      <w:bookmarkEnd w:id="99"/>
       <w:r>
         <w:t xml:space="preserve">Scott, A.L., York, P.H., Duncan, C., Macreadie, P.I., Connolly, R.M., Ellis, M.T., Jarvis, J.C., Jinks, K.I., Marsh, H., Rasheed, M.A., 2018. The role of herbivory in structuring tropical seagrass ecosystem service delivery. </w:t>
       </w:r>
@@ -6972,8 +7015,8 @@
           <w:lang w:val="fr-FR"/>
         </w:rPr>
       </w:pPr>
-      <w:bookmarkStart w:id="100" w:name="ref-shom_ram_2022"/>
-      <w:bookmarkEnd w:id="99"/>
+      <w:bookmarkStart w:id="101" w:name="ref-shom_ram_2022"/>
+      <w:bookmarkEnd w:id="100"/>
       <w:r>
         <w:rPr>
           <w:lang w:val="fr-FR"/>
@@ -7074,8 +7117,8 @@
           <w:lang w:val="fr-FR"/>
         </w:rPr>
       </w:pPr>
-      <w:bookmarkStart w:id="101" w:name="Xbef41143b4d4042e58f11cfc27e216202646012"/>
-      <w:bookmarkEnd w:id="100"/>
+      <w:bookmarkStart w:id="102" w:name="Xbef41143b4d4042e58f11cfc27e216202646012"/>
+      <w:bookmarkEnd w:id="101"/>
       <w:r>
         <w:rPr>
           <w:lang w:val="fr-FR"/>
@@ -7105,8 +7148,8 @@
         <w:spacing w:line="480" w:lineRule="auto"/>
         <w:ind w:firstLine="426"/>
       </w:pPr>
-      <w:bookmarkStart w:id="102" w:name="ref-skendzic2023drought"/>
-      <w:bookmarkEnd w:id="101"/>
+      <w:bookmarkStart w:id="103" w:name="ref-skendzic2023drought"/>
+      <w:bookmarkEnd w:id="102"/>
       <w:proofErr w:type="spellStart"/>
       <w:r>
         <w:t>Skendzic</w:t>
@@ -7122,8 +7165,8 @@
         <w:spacing w:line="480" w:lineRule="auto"/>
         <w:ind w:firstLine="426"/>
       </w:pPr>
-      <w:bookmarkStart w:id="103" w:name="ref-sousa2019blue"/>
-      <w:bookmarkEnd w:id="102"/>
+      <w:bookmarkStart w:id="104" w:name="ref-sousa2019blue"/>
+      <w:bookmarkEnd w:id="103"/>
       <w:r>
         <w:rPr>
           <w:lang w:val="es-ES"/>
@@ -7187,8 +7230,8 @@
         <w:spacing w:line="480" w:lineRule="auto"/>
         <w:ind w:firstLine="426"/>
       </w:pPr>
-      <w:bookmarkStart w:id="104" w:name="ref-stan2020rstan"/>
-      <w:bookmarkEnd w:id="103"/>
+      <w:bookmarkStart w:id="105" w:name="ref-stan2020rstan"/>
+      <w:bookmarkEnd w:id="104"/>
       <w:r>
         <w:t xml:space="preserve">Stan Development Team, C., others, 2020. </w:t>
       </w:r>
@@ -7207,8 +7250,8 @@
         <w:spacing w:line="480" w:lineRule="auto"/>
         <w:ind w:firstLine="426"/>
       </w:pPr>
-      <w:bookmarkStart w:id="105" w:name="ref-stillman2019heat"/>
-      <w:bookmarkEnd w:id="104"/>
+      <w:bookmarkStart w:id="106" w:name="ref-stillman2019heat"/>
+      <w:bookmarkEnd w:id="105"/>
       <w:r>
         <w:t>Stillman, J.H., 2019. Heat waves, the new normal: Summertime temperature extremes will impact animals, ecosystems, and human communities. Physiology 34, 86–100.</w:t>
       </w:r>
@@ -7219,8 +7262,8 @@
         <w:spacing w:line="480" w:lineRule="auto"/>
         <w:ind w:firstLine="426"/>
       </w:pPr>
-      <w:bookmarkStart w:id="106" w:name="ref-strydom2020too"/>
-      <w:bookmarkEnd w:id="105"/>
+      <w:bookmarkStart w:id="107" w:name="ref-strydom2020too"/>
+      <w:bookmarkEnd w:id="106"/>
       <w:r>
         <w:t>Strydom, S., Murray, K., Wilson, S., Huntley, B., Rule, M., Heithaus, M., Bessey, C., Kendrick, G.A., Burkholder, D., Fraser, M.W., others, 2020. Too hot to handle: Unprecedented seagrass death driven by marine heatwave in a world heritage area. Global change biology 26, 3525–3538.</w:t>
       </w:r>
@@ -7231,8 +7274,8 @@
         <w:spacing w:line="480" w:lineRule="auto"/>
         <w:ind w:firstLine="426"/>
       </w:pPr>
-      <w:bookmarkStart w:id="107" w:name="ref-thomsen2023meadow"/>
-      <w:bookmarkEnd w:id="106"/>
+      <w:bookmarkStart w:id="108" w:name="ref-thomsen2023meadow"/>
+      <w:bookmarkEnd w:id="107"/>
       <w:r>
         <w:t xml:space="preserve">Thomsen, E., Herbeck, L.S., Viana, I.G., </w:t>
       </w:r>
@@ -7251,8 +7294,8 @@
         <w:spacing w:line="480" w:lineRule="auto"/>
         <w:ind w:firstLine="426"/>
       </w:pPr>
-      <w:bookmarkStart w:id="108" w:name="ref-thomson2015extreme"/>
-      <w:bookmarkEnd w:id="107"/>
+      <w:bookmarkStart w:id="109" w:name="ref-thomson2015extreme"/>
+      <w:bookmarkEnd w:id="108"/>
       <w:r>
         <w:t xml:space="preserve">Thomson, J.A., Burkholder, D.A., Heithaus, M.R., Fourqurean, J.W., Fraser, M.W., Statton, J., Kendrick, G.A., 2015. Extreme temperatures, foundation species, and abrupt </w:t>
       </w:r>
@@ -7267,8 +7310,8 @@
         <w:spacing w:line="480" w:lineRule="auto"/>
         <w:ind w:firstLine="426"/>
       </w:pPr>
-      <w:bookmarkStart w:id="109" w:name="ref-unsworth2014biodiversity"/>
-      <w:bookmarkEnd w:id="108"/>
+      <w:bookmarkStart w:id="110" w:name="ref-unsworth2014biodiversity"/>
+      <w:bookmarkEnd w:id="109"/>
       <w:r>
         <w:t xml:space="preserve">Unsworth, R., Cullen-Unsworth, L.C., 2014. Biodiversity, ecosystem services, and the conservation of seagrass meadows. Coast. </w:t>
       </w:r>
@@ -7287,8 +7330,8 @@
         <w:spacing w:line="480" w:lineRule="auto"/>
         <w:ind w:firstLine="426"/>
       </w:pPr>
-      <w:bookmarkStart w:id="110" w:name="ref-unsworth2021seagrass"/>
-      <w:bookmarkEnd w:id="109"/>
+      <w:bookmarkStart w:id="111" w:name="ref-unsworth2021seagrass"/>
+      <w:bookmarkEnd w:id="110"/>
       <w:r>
         <w:t>Unsworth, R.K., Butterworth, E.G., 2021. Seagrass meadows provide a significant resource in support of avifauna. Diversity 13, 363.</w:t>
       </w:r>
@@ -7299,8 +7342,8 @@
         <w:spacing w:line="480" w:lineRule="auto"/>
         <w:ind w:firstLine="426"/>
       </w:pPr>
-      <w:bookmarkStart w:id="111" w:name="ref-unsworth2022planetary"/>
-      <w:bookmarkEnd w:id="110"/>
+      <w:bookmarkStart w:id="112" w:name="ref-unsworth2022planetary"/>
+      <w:bookmarkEnd w:id="111"/>
       <w:r>
         <w:t>Unsworth, R.K., Cullen-Unsworth, L.C., Jones, B.L., Lilley, R.J., 2022. The planetary role of seagrass conservation. Science 377, 609–613.</w:t>
       </w:r>
@@ -7311,8 +7354,8 @@
         <w:spacing w:line="480" w:lineRule="auto"/>
         <w:ind w:firstLine="426"/>
       </w:pPr>
-      <w:bookmarkStart w:id="112" w:name="ref-ustin2020optical"/>
-      <w:bookmarkEnd w:id="111"/>
+      <w:bookmarkStart w:id="113" w:name="ref-ustin2020optical"/>
+      <w:bookmarkEnd w:id="112"/>
       <w:r>
         <w:t xml:space="preserve">Ustin, S.L., </w:t>
       </w:r>
@@ -7331,8 +7374,8 @@
         <w:spacing w:line="480" w:lineRule="auto"/>
         <w:ind w:firstLine="426"/>
       </w:pPr>
-      <w:bookmarkStart w:id="113" w:name="ref-waycott2009accelerating"/>
-      <w:bookmarkEnd w:id="112"/>
+      <w:bookmarkStart w:id="114" w:name="ref-waycott2009accelerating"/>
+      <w:bookmarkEnd w:id="113"/>
       <w:r>
         <w:t xml:space="preserve">Waycott, M., Duarte, C.M., Carruthers, T.J., Orth, R.J., Dennison, W.C., </w:t>
       </w:r>
@@ -7351,8 +7394,8 @@
         <w:spacing w:line="480" w:lineRule="auto"/>
         <w:ind w:firstLine="426"/>
       </w:pPr>
-      <w:bookmarkStart w:id="114" w:name="ref-winters2011effects"/>
-      <w:bookmarkEnd w:id="113"/>
+      <w:bookmarkStart w:id="115" w:name="ref-winters2011effects"/>
+      <w:bookmarkEnd w:id="114"/>
       <w:r>
         <w:t xml:space="preserve">Winters, G., Nelle, P., Fricke, B., Rauch, G., Reusch, T.B., 2011. Effects of a simulated heat wave on </w:t>
       </w:r>
@@ -7379,8 +7422,8 @@
         <w:spacing w:line="480" w:lineRule="auto"/>
         <w:ind w:firstLine="426"/>
       </w:pPr>
-      <w:bookmarkStart w:id="115" w:name="ref-zahoor2023water"/>
-      <w:bookmarkEnd w:id="114"/>
+      <w:bookmarkStart w:id="116" w:name="ref-zahoor2023water"/>
+      <w:bookmarkEnd w:id="115"/>
       <w:r>
         <w:lastRenderedPageBreak/>
         <w:t xml:space="preserve">Zahoor, I., Mushtaq, A., 2023. Water pollution from agricultural activities: A critical global review. Int. J. Chem. </w:t>
@@ -7400,8 +7443,8 @@
         <w:spacing w:line="480" w:lineRule="auto"/>
         <w:ind w:firstLine="426"/>
       </w:pPr>
-      <w:bookmarkStart w:id="116" w:name="ref-zoffoli2021decadal"/>
-      <w:bookmarkEnd w:id="115"/>
+      <w:bookmarkStart w:id="117" w:name="ref-zoffoli2021decadal"/>
+      <w:bookmarkEnd w:id="116"/>
       <w:proofErr w:type="spellStart"/>
       <w:r>
         <w:t>Zoffoli</w:t>
@@ -7433,8 +7476,8 @@
         <w:spacing w:line="480" w:lineRule="auto"/>
         <w:ind w:firstLine="426"/>
       </w:pPr>
-      <w:bookmarkStart w:id="117" w:name="ref-zoffoli2023remote"/>
-      <w:bookmarkEnd w:id="116"/>
+      <w:bookmarkStart w:id="118" w:name="ref-zoffoli2023remote"/>
+      <w:bookmarkEnd w:id="117"/>
       <w:proofErr w:type="spellStart"/>
       <w:r>
         <w:t>Zoffoli</w:t>
@@ -7483,8 +7526,8 @@
         <w:spacing w:line="480" w:lineRule="auto"/>
         <w:ind w:firstLine="426"/>
       </w:pPr>
-      <w:bookmarkStart w:id="118" w:name="ref-zoffoli2020sentinel"/>
-      <w:bookmarkEnd w:id="117"/>
+      <w:bookmarkStart w:id="119" w:name="ref-zoffoli2020sentinel"/>
+      <w:bookmarkEnd w:id="118"/>
       <w:proofErr w:type="spellStart"/>
       <w:r>
         <w:rPr>
@@ -7560,9 +7603,9 @@
       <w:r>
         <w:t>-dominated intertidal seagrass meadows. Remote Sensing of Environment 251, 112020.</w:t>
       </w:r>
-      <w:bookmarkEnd w:id="35"/>
-      <w:bookmarkEnd w:id="37"/>
-      <w:bookmarkEnd w:id="118"/>
+      <w:bookmarkEnd w:id="36"/>
+      <w:bookmarkEnd w:id="38"/>
+      <w:bookmarkEnd w:id="119"/>
     </w:p>
     <w:sectPr>
       <w:footerReference w:type="default" r:id="rId25"/>
@@ -7738,13 +7781,7 @@
         <w:rPr>
           <w:lang w:val="fr-FR"/>
         </w:rPr>
-        <w:t xml:space="preserve"> Bio-littoral, Immeuble Le Nevada, 2 Rue du Château de l’</w:t>
-      </w:r>
-      <w:r>
-        <w:rPr>
-          <w:lang w:val="fr-FR"/>
-        </w:rPr>
-        <w:t xml:space="preserve">Eraudière, 44300 Nantes, </w:t>
+        <w:t xml:space="preserve"> Bio-littoral, Immeuble Le Nevada, 2 Rue du Château de l’Eraudière, 44300 Nantes, </w:t>
       </w:r>
       <w:r>
         <w:rPr>
@@ -8358,6 +8395,7 @@
     <w:name w:val="heading 1"/>
     <w:basedOn w:val="Normal"/>
     <w:next w:val="Corpsdetexte"/>
+    <w:link w:val="Titre1Car"/>
     <w:autoRedefine/>
     <w:uiPriority w:val="9"/>
     <w:qFormat/>
@@ -9227,6 +9265,21 @@
     <w:unhideWhenUsed/>
     <w:rsid w:val="00C74117"/>
   </w:style>
+  <w:style w:type="character" w:customStyle="1" w:styleId="Titre1Car">
+    <w:name w:val="Titre 1 Car"/>
+    <w:basedOn w:val="Policepardfaut"/>
+    <w:link w:val="Titre1"/>
+    <w:uiPriority w:val="9"/>
+    <w:rsid w:val="00C65A8E"/>
+    <w:rPr>
+      <w:rFonts w:ascii="Palatino Linotype" w:eastAsiaTheme="majorEastAsia" w:hAnsi="Palatino Linotype" w:cstheme="majorBidi"/>
+      <w:b/>
+      <w:bCs/>
+      <w:color w:val="000000" w:themeColor="text1"/>
+      <w:sz w:val="32"/>
+      <w:szCs w:val="32"/>
+    </w:rPr>
+  </w:style>
 </w:styles>
 </file>
 
